--- a/_36_OPERATIONS__EVENT_PACKAGES.docx
+++ b/_36_OPERATIONS__EVENT_PACKAGES.docx
@@ -4603,406 +4603,113 @@
       </w:r>
     </w:p>
     <w:p>
-      <w:pPr>
-        <w:widowControl w:val="0"/>
-        <w:rPr/>
-      </w:pPr>
-      <w:r>
-        <w:rPr>
-          <w:rtl w:val="0"/>
-        </w:rPr>
-        <w:t xml:space="preserve">*Booking Workflow (All Event Packages)*</w:t>
-      </w:r>
-    </w:p>
-    <w:p>
-      <w:pPr>
-        <w:widowControl w:val="0"/>
-        <w:rPr/>
-      </w:pPr>
-      <w:r>
-        <w:rPr>
-          <w:rtl w:val="0"/>
-        </w:rPr>
-      </w:r>
-    </w:p>
-    <w:p>
-      <w:pPr>
-        <w:widowControl w:val="0"/>
-        <w:rPr/>
-      </w:pPr>
-      <w:r>
-        <w:rPr>
-          <w:rtl w:val="0"/>
-        </w:rPr>
-        <w:t xml:space="preserve">All event packages use the same Checkfront booking process. Only the package-specific details change (name, pricing, player count, experience count, F&amp;B quantities).</w:t>
-      </w:r>
-    </w:p>
-    <w:p>
-      <w:pPr>
-        <w:widowControl w:val="0"/>
-        <w:rPr/>
-      </w:pPr>
-      <w:r>
-        <w:rPr>
-          <w:rtl w:val="0"/>
-        </w:rPr>
-      </w:r>
-    </w:p>
-    <w:p>
-      <w:pPr>
-        <w:widowControl w:val="0"/>
-        <w:rPr/>
-      </w:pPr>
-      <w:r>
-        <w:rPr>
-          <w:rtl w:val="0"/>
-        </w:rPr>
-        <w:t xml:space="preserve">1. Log in to Checkfront and select the guest's desired booking date.</w:t>
-      </w:r>
-    </w:p>
-    <w:p>
-      <w:pPr>
-        <w:widowControl w:val="0"/>
-        <w:rPr/>
-      </w:pPr>
-      <w:r>
-        <w:rPr>
-          <w:rtl w:val="0"/>
-        </w:rPr>
-      </w:r>
-    </w:p>
-    <w:p>
-      <w:pPr>
-        <w:widowControl w:val="0"/>
-        <w:rPr/>
-      </w:pPr>
-      <w:r>
-        <w:rPr>
-          <w:rtl w:val="0"/>
-        </w:rPr>
-        <w:t xml:space="preserve">2. Select Private Experiences and choose the first experience.</w:t>
-      </w:r>
-    </w:p>
-    <w:p>
-      <w:pPr>
-        <w:widowControl w:val="0"/>
-        <w:rPr/>
-      </w:pPr>
-      <w:r>
-        <w:rPr>
-          <w:rtl w:val="0"/>
-        </w:rPr>
-      </w:r>
-    </w:p>
-    <w:p>
-      <w:pPr>
-        <w:widowControl w:val="0"/>
-        <w:rPr/>
-      </w:pPr>
-      <w:r>
-        <w:rPr>
-          <w:rtl w:val="0"/>
-        </w:rPr>
-        <w:t xml:space="preserve">3. Update the guest count to match the event headcount.</w:t>
-      </w:r>
-    </w:p>
-    <w:p>
-      <w:pPr>
-        <w:widowControl w:val="0"/>
-        <w:rPr/>
-      </w:pPr>
-      <w:r>
-        <w:rPr>
-          <w:rtl w:val="0"/>
-        </w:rPr>
-      </w:r>
-    </w:p>
-    <w:p>
-      <w:pPr>
-        <w:widowControl w:val="0"/>
-        <w:rPr/>
-      </w:pPr>
-      <w:r>
-        <w:rPr>
-          <w:rtl w:val="0"/>
-        </w:rPr>
-        <w:t xml:space="preserve">4. Click Continue, then Add to Booking.</w:t>
-      </w:r>
-    </w:p>
-    <w:p>
-      <w:pPr>
-        <w:widowControl w:val="0"/>
-        <w:rPr/>
-      </w:pPr>
-      <w:r>
-        <w:rPr>
-          <w:rtl w:val="0"/>
-        </w:rPr>
-      </w:r>
-    </w:p>
-    <w:p>
-      <w:pPr>
-        <w:widowControl w:val="0"/>
-        <w:rPr/>
-      </w:pPr>
-      <w:r>
-        <w:rPr>
-          <w:rtl w:val="0"/>
-        </w:rPr>
-        <w:t xml:space="preserve">5. Repeat for additional experiences included in the package.</w:t>
-      </w:r>
-    </w:p>
-    <w:p>
-      <w:pPr>
-        <w:widowControl w:val="0"/>
-        <w:rPr/>
-      </w:pPr>
-      <w:r>
-        <w:rPr>
-          <w:rtl w:val="0"/>
-        </w:rPr>
-      </w:r>
-    </w:p>
-    <w:p>
-      <w:pPr>
-        <w:widowControl w:val="0"/>
-        <w:rPr/>
-      </w:pPr>
-      <w:r>
-        <w:rPr>
-          <w:rtl w:val="0"/>
-        </w:rPr>
-        <w:t xml:space="preserve">6. Select Food and Beverage and add the correct items:</w:t>
-      </w:r>
-    </w:p>
-    <w:p>
-      <w:pPr>
-        <w:widowControl w:val="0"/>
-        <w:rPr/>
-      </w:pPr>
-      <w:r>
-        <w:rPr>
-          <w:rtl w:val="0"/>
-        </w:rPr>
-      </w:r>
-    </w:p>
-    <w:p>
-      <w:pPr>
-        <w:widowControl w:val="0"/>
-        <w:rPr/>
-      </w:pPr>
-      <w:r>
-        <w:rPr>
-          <w:rtl w:val="0"/>
-        </w:rPr>
-        <w:t xml:space="preserve">   - Water bottles (quantity depends on package: 6 for Gold/Matinee, 18 for Ultimate Play/Age of Dinosaurs Birthday Adventure).</w:t>
-      </w:r>
-    </w:p>
-    <w:p>
-      <w:pPr>
-        <w:widowControl w:val="0"/>
-        <w:rPr/>
-      </w:pPr>
-      <w:r>
-        <w:rPr>
-          <w:rtl w:val="0"/>
-        </w:rPr>
-      </w:r>
-    </w:p>
-    <w:p>
-      <w:pPr>
-        <w:widowControl w:val="0"/>
-        <w:rPr/>
-      </w:pPr>
-      <w:r>
-        <w:rPr>
-          <w:rtl w:val="0"/>
-        </w:rPr>
-        <w:t xml:space="preserve">   - Snack boxes if included (Elite Snack Box for Gold/Matinee; Dino Activity Kits for Age of Dinosaurs Birthday Adventure).</w:t>
-      </w:r>
-    </w:p>
-    <w:p>
-      <w:pPr>
-        <w:widowControl w:val="0"/>
-        <w:rPr/>
-      </w:pPr>
-      <w:r>
-        <w:rPr>
-          <w:rtl w:val="0"/>
-        </w:rPr>
-      </w:r>
-    </w:p>
-    <w:p>
-      <w:pPr>
-        <w:widowControl w:val="0"/>
-        <w:rPr/>
-      </w:pPr>
-      <w:r>
-        <w:rPr>
-          <w:rtl w:val="0"/>
-        </w:rPr>
-        <w:t xml:space="preserve">7. Enter the guest's contact information.</w:t>
-      </w:r>
-    </w:p>
-    <w:p>
-      <w:pPr>
-        <w:widowControl w:val="0"/>
-        <w:rPr/>
-      </w:pPr>
-      <w:r>
-        <w:rPr>
-          <w:rtl w:val="0"/>
-        </w:rPr>
-      </w:r>
-    </w:p>
-    <w:p>
-      <w:pPr>
-        <w:widowControl w:val="0"/>
-        <w:rPr/>
-      </w:pPr>
-      <w:r>
-        <w:rPr>
-          <w:rtl w:val="0"/>
-        </w:rPr>
-        <w:t xml:space="preserve">8. Edit the invoice and adjust experience pricing so the subtotal matches the event package price.</w:t>
-      </w:r>
-    </w:p>
-    <w:p>
-      <w:pPr>
-        <w:widowControl w:val="0"/>
-        <w:rPr/>
-      </w:pPr>
-      <w:r>
-        <w:rPr>
-          <w:rtl w:val="0"/>
-        </w:rPr>
-      </w:r>
-    </w:p>
-    <w:p>
-      <w:pPr>
-        <w:widowControl w:val="0"/>
-        <w:rPr/>
-      </w:pPr>
-      <w:r>
-        <w:rPr>
-          <w:rtl w:val="0"/>
-        </w:rPr>
-        <w:t xml:space="preserve">9. Once payment is completed, update the booking status to the correct event status (not simply PAID -- use the correct event package status).</w:t>
-      </w:r>
-    </w:p>
-    <w:p>
-      <w:pPr>
-        <w:widowControl w:val="0"/>
-        <w:rPr/>
-      </w:pPr>
-      <w:r>
-        <w:rPr>
-          <w:rtl w:val="0"/>
-        </w:rPr>
-      </w:r>
-    </w:p>
-    <w:p>
-      <w:pPr>
-        <w:widowControl w:val="0"/>
-        <w:rPr/>
-      </w:pPr>
-      <w:r>
-        <w:rPr>
-          <w:rtl w:val="0"/>
-        </w:rPr>
-        <w:t xml:space="preserve">Important notes:</w:t>
-      </w:r>
-    </w:p>
-    <w:p>
-      <w:pPr>
-        <w:widowControl w:val="0"/>
-        <w:rPr/>
-      </w:pPr>
-      <w:r>
-        <w:rPr>
-          <w:rtl w:val="0"/>
-        </w:rPr>
-      </w:r>
-    </w:p>
-    <w:p>
-      <w:pPr>
-        <w:widowControl w:val="0"/>
-        <w:rPr/>
-      </w:pPr>
-      <w:r>
-        <w:rPr>
-          <w:rtl w:val="0"/>
-        </w:rPr>
-        <w:t xml:space="preserve">- Do not price events per person.</w:t>
-      </w:r>
-    </w:p>
-    <w:p>
-      <w:pPr>
-        <w:widowControl w:val="0"/>
-        <w:rPr/>
-      </w:pPr>
-      <w:r>
-        <w:rPr>
-          <w:rtl w:val="0"/>
-        </w:rPr>
-      </w:r>
-    </w:p>
-    <w:p>
-      <w:pPr>
-        <w:widowControl w:val="0"/>
-        <w:rPr/>
-      </w:pPr>
-      <w:r>
-        <w:rPr>
-          <w:rtl w:val="0"/>
-        </w:rPr>
-        <w:t xml:space="preserve">- Do not add items outside what the package includes.</w:t>
-      </w:r>
-    </w:p>
-    <w:p>
-      <w:pPr>
-        <w:widowControl w:val="0"/>
-        <w:rPr/>
-      </w:pPr>
-      <w:r>
-        <w:rPr>
-          <w:rtl w:val="0"/>
-        </w:rPr>
-      </w:r>
-    </w:p>
-    <w:p>
-      <w:pPr>
-        <w:widowControl w:val="0"/>
-        <w:rPr/>
-      </w:pPr>
-      <w:r>
-        <w:rPr>
-          <w:rtl w:val="0"/>
-        </w:rPr>
-        <w:t xml:space="preserve">- The booking process does not change between event types; only the package-specific details differ.</w:t>
-      </w:r>
-    </w:p>
-    <w:p>
-      <w:pPr>
-        <w:widowControl w:val="0"/>
-        <w:rPr/>
-      </w:pPr>
-      <w:r>
-        <w:rPr>
-          <w:rtl w:val="0"/>
-        </w:rPr>
-      </w:r>
-    </w:p>
-    <w:p>
-      <w:pPr>
-        <w:widowControl w:val="0"/>
-        <w:rPr/>
-      </w:pPr>
-      <w:r>
-        <w:rPr>
-          <w:rtl w:val="0"/>
-        </w:rPr>
-        <w:t xml:space="preserve">- For pricing confirmation or package-specific questions, contact the Events Team directly.</w:t>
+      <w:r>
+        <w:t>*Booking Workflow (All Event Packages)*</w:t>
+      </w:r>
+    </w:p>
+    <w:p>
+      <w:r>
+        <w:t>All event packages use the same Checkfront booking process. Only the package-specific details change (name, pricing, player count, experience count, F&amp;B quantities).</w:t>
+      </w:r>
+    </w:p>
+    <w:p>
+      <w:r>
+        <w:t>1. Log in to Checkfront and select the guest's desired booking date.</w:t>
+      </w:r>
+    </w:p>
+    <w:p>
+      <w:r>
+        <w:t>2. Select Private Experiences and choose the first experience.</w:t>
+      </w:r>
+    </w:p>
+    <w:p>
+      <w:r>
+        <w:t>3. Update the guest count to match the event headcount.</w:t>
+      </w:r>
+    </w:p>
+    <w:p>
+      <w:r>
+        <w:t>4. Click Continue, then Add to Booking.</w:t>
+      </w:r>
+    </w:p>
+    <w:p>
+      <w:r>
+        <w:t>5. Repeat for additional experiences included in the package.</w:t>
+      </w:r>
+    </w:p>
+    <w:p>
+      <w:r>
+        <w:t>6. Select Food and Beverage and add the correct items:</w:t>
+      </w:r>
+    </w:p>
+    <w:p>
+      <w:r>
+        <w:t>- Water bottles (quantity depends on package: 6 for Gold/Matinee, 18 for Ultimate Play/Age of Dinosaurs Birthday Adventure).</w:t>
+      </w:r>
+    </w:p>
+    <w:p>
+      <w:r>
+        <w:t>- Snack boxes if included (Elite Snack Box for Gold/Matinee; Dino Activity Kits for Age of Dinosaurs Birthday Adventure).</w:t>
+      </w:r>
+    </w:p>
+    <w:p>
+      <w:r>
+        <w:t>7. Enter the guest's contact information.</w:t>
+      </w:r>
+    </w:p>
+    <w:p>
+      <w:r>
+        <w:t>8. Edit the invoice and adjust experience pricing so the subtotal matches the event package price.</w:t>
+      </w:r>
+    </w:p>
+    <w:p>
+      <w:r>
+        <w:t>9. Once payment is completed, update the booking status to the correct event status (not simply PAID -- use the correct event package status).</w:t>
+      </w:r>
+    </w:p>
+    <w:p>
+      <w:r>
+        <w:t>*Adding a Back-to-Back After the First Experience Has Played*</w:t>
+      </w:r>
+    </w:p>
+    <w:p>
+      <w:r>
+        <w:t>- A guest who wants a back-to-back session after already playing their first experience needs a *new booking*, not an add-on to the existing one.</w:t>
+      </w:r>
+    </w:p>
+    <w:p>
+      <w:r>
+        <w:t>- A new booking is required to generate a new booking ID. Without it, the session will not appear on the check-in iPads or in Silica.</w:t>
+      </w:r>
+    </w:p>
+    <w:p>
+      <w:r>
+        <w:t>- DO NOT add a second/back-to-back experience to an existing booking after the first experience has been played. A new booking must be created to generate a new booking ID -- otherwise it will not appear on the check-in iPads or in Silica.</w:t>
+      </w:r>
+    </w:p>
+    <w:p>
+      <w:r>
+        <w:t>Important notes:</w:t>
+      </w:r>
+    </w:p>
+    <w:p>
+      <w:r>
+        <w:t>- Do not price events per person.</w:t>
+      </w:r>
+    </w:p>
+    <w:p>
+      <w:r>
+        <w:t>- Do not add items outside what the package includes.</w:t>
+      </w:r>
+    </w:p>
+    <w:p>
+      <w:r>
+        <w:t>- The booking process does not change between event types; only the package-specific details differ.</w:t>
+      </w:r>
+    </w:p>
+    <w:p>
+      <w:r>
+        <w:t>- For pricing confirmation or package-specific questions, contact the Events Team directly.</w:t>
       </w:r>
     </w:p>
     <w:p>

--- a/_36_OPERATIONS__EVENT_PACKAGES.docx
+++ b/_36_OPERATIONS__EVENT_PACKAGES.docx
@@ -6357,176 +6357,48 @@
       </w:r>
     </w:p>
     <w:p>
-      <w:pPr>
-        <w:widowControl w:val="0"/>
-        <w:rPr/>
-      </w:pPr>
-      <w:r>
-        <w:rPr>
-          <w:rtl w:val="0"/>
-        </w:rPr>
-        <w:t xml:space="preserve">*Example Response Patterns*</w:t>
-      </w:r>
-    </w:p>
-    <w:p>
-      <w:pPr>
-        <w:widowControl w:val="0"/>
-        <w:rPr/>
-      </w:pPr>
-      <w:r>
-        <w:rPr>
-          <w:rtl w:val="0"/>
-        </w:rPr>
-      </w:r>
-    </w:p>
-    <w:p>
-      <w:pPr>
-        <w:widowControl w:val="0"/>
-        <w:rPr/>
-      </w:pPr>
-      <w:r>
-        <w:rPr>
-          <w:rtl w:val="0"/>
-        </w:rPr>
-        <w:t xml:space="preserve">- "An event is any booking with 8 or more tickets on a single invoice."</w:t>
-      </w:r>
-    </w:p>
-    <w:p>
-      <w:pPr>
-        <w:widowControl w:val="0"/>
-        <w:rPr/>
-      </w:pPr>
-      <w:r>
-        <w:rPr>
-          <w:rtl w:val="0"/>
-        </w:rPr>
-      </w:r>
-    </w:p>
-    <w:p>
-      <w:pPr>
-        <w:widowControl w:val="0"/>
-        <w:rPr/>
-      </w:pPr>
-      <w:r>
-        <w:rPr>
-          <w:rtl w:val="0"/>
-        </w:rPr>
-        <w:t xml:space="preserve">- "The Gold Package includes two back-to-back VR sessions, an Elite Snack Box, and 6 bottled waters for up to 6 players. Mon-Thu is $450; Fri-Sun is $550. A $50 deposit is required to book."</w:t>
-      </w:r>
-    </w:p>
-    <w:p>
-      <w:pPr>
-        <w:widowControl w:val="0"/>
-        <w:rPr/>
-      </w:pPr>
-      <w:r>
-        <w:rPr>
-          <w:rtl w:val="0"/>
-        </w:rPr>
-      </w:r>
-    </w:p>
-    <w:p>
-      <w:pPr>
-        <w:widowControl w:val="0"/>
-        <w:rPr/>
-      </w:pPr>
-      <w:r>
-        <w:rPr>
-          <w:rtl w:val="0"/>
-        </w:rPr>
-        <w:t xml:space="preserve">- "The Matinee Bundle is available Mon-Fri 10am-2pm or Mon-Thu 8pm-close for $350. It is not available on Saturday or Sunday."</w:t>
-      </w:r>
-    </w:p>
-    <w:p>
-      <w:pPr>
-        <w:widowControl w:val="0"/>
-        <w:rPr/>
-      </w:pPr>
-      <w:r>
-        <w:rPr>
-          <w:rtl w:val="0"/>
-        </w:rPr>
-      </w:r>
-    </w:p>
-    <w:p>
-      <w:pPr>
-        <w:widowControl w:val="0"/>
-        <w:rPr/>
-      </w:pPr>
-      <w:r>
-        <w:rPr>
-          <w:rtl w:val="0"/>
-        </w:rPr>
-        <w:t xml:space="preserve">- "The Ultimate Play Package fits up to 18 players with up to 3 experiences and 18 water bottles. It is available Mon-Thu only for $650. A $100 deposit is required."</w:t>
-      </w:r>
-    </w:p>
-    <w:p>
-      <w:pPr>
-        <w:widowControl w:val="0"/>
-        <w:rPr/>
-      </w:pPr>
-      <w:r>
-        <w:rPr>
-          <w:rtl w:val="0"/>
-        </w:rPr>
-      </w:r>
-    </w:p>
-    <w:p>
-      <w:pPr>
-        <w:widowControl w:val="0"/>
-        <w:rPr/>
-      </w:pPr>
-      <w:r>
-        <w:rPr>
-          <w:rtl w:val="0"/>
-        </w:rPr>
-        <w:t xml:space="preserve">- "Block Play pricing starts at $600 per VR room (Mon-Thu) or $750 per VR room (Fri-Sun) for the first 2 hours, then $300/hour after."</w:t>
-      </w:r>
-    </w:p>
-    <w:p>
-      <w:pPr>
-        <w:widowControl w:val="0"/>
-        <w:rPr/>
-      </w:pPr>
-      <w:r>
-        <w:rPr>
-          <w:rtl w:val="0"/>
-        </w:rPr>
-      </w:r>
-    </w:p>
-    <w:p>
-      <w:pPr>
-        <w:widowControl w:val="0"/>
-        <w:rPr/>
-      </w:pPr>
-      <w:r>
-        <w:rPr>
-          <w:rtl w:val="0"/>
-        </w:rPr>
-        <w:t xml:space="preserve">- "Guests can only bring food and non-alcoholic beverages if they book the By the Hour option. A $50 clean-up fee applies. Alcohol requires a catering company that can add Sandbox VR to their COI."</w:t>
-      </w:r>
-    </w:p>
-    <w:p>
-      <w:pPr>
-        <w:widowControl w:val="0"/>
-        <w:rPr/>
-      </w:pPr>
-      <w:r>
-        <w:rPr>
-          <w:rtl w:val="0"/>
-        </w:rPr>
-      </w:r>
-    </w:p>
-    <w:p>
-      <w:pPr>
-        <w:widowControl w:val="0"/>
-        <w:rPr/>
-      </w:pPr>
-      <w:r>
-        <w:rPr>
-          <w:rtl w:val="0"/>
-        </w:rPr>
-        <w:t xml:space="preserve">- "The post-event follow-up 15% discount does not apply to Gold Packages. Confirm the minimum event threshold with your Ops Leader."</w:t>
+      <w:r>
+        <w:t>*Example Response Patterns*</w:t>
+      </w:r>
+    </w:p>
+    <w:p>
+      <w:r>
+        <w:t>- "An event is any booking with 8 or more tickets on a single invoice."</w:t>
+      </w:r>
+    </w:p>
+    <w:p>
+      <w:r>
+        <w:t>- "The Gold Package includes two back-to-back VR sessions, an Elite Snack Box, and 6 bottled waters for up to 6 players. Mon-Thu is $450; Fri-Sun is $550. A $50 deposit is required to book."</w:t>
+      </w:r>
+    </w:p>
+    <w:p>
+      <w:r>
+        <w:t>- "The Matinee Bundle is $350 and is available Mon-Thu open-2pm only (last booking with Matinee pricing is 1:35pm). It is not offered from 8pm-close, and not available Fri-Sun."</w:t>
+      </w:r>
+    </w:p>
+    <w:p>
+      <w:r>
+        <w:t>- "The Matinee deal is booked online, but guests can also get it in-store by booking through the check-in iPad."</w:t>
+      </w:r>
+    </w:p>
+    <w:p>
+      <w:r>
+        <w:t>- "The Ultimate Play Package fits up to 18 players with up to 3 experiences and 18 water bottles. It is available Mon-Thu only for $650. A $100 deposit is required."</w:t>
+      </w:r>
+    </w:p>
+    <w:p>
+      <w:r>
+        <w:t>- "Block Play pricing starts at $600 per VR room (Mon-Thu) or $750 per VR room (Fri-Sun) for the first 2 hours, then $300/hour after."</w:t>
+      </w:r>
+    </w:p>
+    <w:p>
+      <w:r>
+        <w:t>- "Guests can only bring food and non-alcoholic beverages if they book the By the Hour option. A $50 clean-up fee applies. Alcohol requires a catering company that can add Sandbox VR to their COI."</w:t>
+      </w:r>
+    </w:p>
+    <w:p>
+      <w:r>
+        <w:t>- "The post-event follow-up 15% discount does not apply to Gold Packages. Confirm the minimum event threshold with your Ops Leader."</w:t>
       </w:r>
     </w:p>
     <w:p>

--- a/_36_OPERATIONS__EVENT_PACKAGES.docx
+++ b/_36_OPERATIONS__EVENT_PACKAGES.docx
@@ -2134,87 +2134,107 @@
     </w:p>
     <w:p>
       <w:r>
-        <w:t xml:space="preserve">*Adding a Back-to-Back After the First Experience Has Played*</w:t>
-      </w:r>
-    </w:p>
-    <w:p>
-      <w:r>
-        <w:t xml:space="preserve"/>
-      </w:r>
-    </w:p>
-    <w:p>
-      <w:r>
-        <w:t xml:space="preserve">- A guest who wants a back-to-back session after already playing their first experience needs a *new booking*, not an add-on to the existing one.</w:t>
-      </w:r>
-    </w:p>
-    <w:p>
-      <w:r>
-        <w:t xml:space="preserve"/>
-      </w:r>
-    </w:p>
-    <w:p>
-      <w:r>
-        <w:t xml:space="preserve">- A new booking is required to generate a new booking ID. Without it, the session will not appear on the check-in iPads or in Silica.</w:t>
-      </w:r>
-    </w:p>
-    <w:p>
-      <w:r>
-        <w:t xml:space="preserve"/>
-      </w:r>
-    </w:p>
-    <w:p>
-      <w:r>
-        <w:t xml:space="preserve">- DO NOT add a second/back-to-back experience to an existing booking after the first experience has been played. A new booking must be created to generate a new booking ID -- otherwise it will not appear on the check-in iPads or in Silica.</w:t>
-      </w:r>
-    </w:p>
-    <w:p>
-      <w:r>
-        <w:t xml:space="preserve"/>
-      </w:r>
-    </w:p>
-    <w:p>
-      <w:r>
-        <w:t xml:space="preserve">Important notes:</w:t>
-      </w:r>
-    </w:p>
-    <w:p>
-      <w:r>
-        <w:t xml:space="preserve"/>
-      </w:r>
-    </w:p>
-    <w:p>
-      <w:r>
-        <w:t xml:space="preserve">- Do not price events per person.</w:t>
-      </w:r>
-    </w:p>
-    <w:p>
-      <w:r>
-        <w:t xml:space="preserve"/>
-      </w:r>
-    </w:p>
-    <w:p>
-      <w:r>
-        <w:t xml:space="preserve">- Do not add items outside what the package includes.</w:t>
-      </w:r>
-    </w:p>
-    <w:p>
-      <w:r>
-        <w:t xml:space="preserve"/>
-      </w:r>
-    </w:p>
-    <w:p>
-      <w:r>
-        <w:t xml:space="preserve">- The booking process does not change between event types; only the package-specific details differ.</w:t>
-      </w:r>
-    </w:p>
-    <w:p>
-      <w:r>
-        <w:t xml:space="preserve"/>
-      </w:r>
-    </w:p>
-    <w:p>
-      <w:r>
-        <w:t xml:space="preserve">- For pricing confirmation or package-specific questions, contact the Events Team directly.</w:t>
+        <w:t>*Adding a Back-to-Back After the First Experience Has Played*</w:t>
+      </w:r>
+    </w:p>
+    <w:p>
+      <w:r>
+        <w:t>*Before the booking is played*</w:t>
+      </w:r>
+    </w:p>
+    <w:p>
+      <w:r>
+        <w:t>- A back-to-back CAN be booked under the same booking ID when both sessions are added before the booking is played.</w:t>
+      </w:r>
+    </w:p>
+    <w:p>
+      <w:r>
+        <w:t>- Example: a group of four who want two experiences back-to-back can have both sessions placed under one new booking ID.</w:t>
+      </w:r>
+    </w:p>
+    <w:p>
+      <w:r>
+        <w:t>*After the booking has been played*</w:t>
+      </w:r>
+    </w:p>
+    <w:p>
+      <w:r>
+        <w:t>- Once the original booking has been played, another session CANNOT be added to that same booking ID.</w:t>
+      </w:r>
+    </w:p>
+    <w:p>
+      <w:r>
+        <w:t>- Silica will not register the added session as a new booking because the original booking ID has already been used.</w:t>
+      </w:r>
+    </w:p>
+    <w:p>
+      <w:r>
+        <w:t>- If a group decides to replay after completing their original experience, create a NEW booking (new booking ID) and apply the appropriate replay discount.</w:t>
+      </w:r>
+    </w:p>
+    <w:p>
+      <w:r>
+        <w:t>*Is it an Event?*</w:t>
+      </w:r>
+    </w:p>
+    <w:p>
+      <w:r>
+        <w:t>- A back-to-back is not automatically an Event.</w:t>
+      </w:r>
+    </w:p>
+    <w:p>
+      <w:r>
+        <w:t>- A booking is only an Event when it totals 8 or more tickets. Example: four guests playing two experiences back-to-back equals eight tickets and would be an Event.</w:t>
+      </w:r>
+    </w:p>
+    <w:p>
+      <w:r>
+        <w:t>- Booking events counts toward the Store's weekly repeatability KPI.</w:t>
+      </w:r>
+    </w:p>
+    <w:p>
+      <w:r>
+        <w:t>*DO NOT*</w:t>
+      </w:r>
+    </w:p>
+    <w:p>
+      <w:r>
+        <w:t>- DO NOT tell staff a back-to-back always requires two separate bookings. Both sessions can share one booking ID if added BEFORE the booking is played.</w:t>
+      </w:r>
+    </w:p>
+    <w:p>
+      <w:r>
+        <w:t>- DO NOT add a second/back-to-back experience to a booking that has ALREADY been played -- Silica will not register it because the booking ID is already used. Create a new booking and apply the appropriate replay discount.</w:t>
+      </w:r>
+    </w:p>
+    <w:p>
+      <w:r>
+        <w:t>- DO NOT assume a back-to-back is an Event. It is only an Event when the booking totals 8 or more tickets.</w:t>
+      </w:r>
+    </w:p>
+    <w:p>
+      <w:r>
+        <w:t>*Important notes*</w:t>
+      </w:r>
+    </w:p>
+    <w:p>
+      <w:r>
+        <w:t>- Do not price events per person.</w:t>
+      </w:r>
+    </w:p>
+    <w:p>
+      <w:r>
+        <w:t>- Do not add items outside what the package includes.</w:t>
+      </w:r>
+    </w:p>
+    <w:p>
+      <w:r>
+        <w:t>- The booking process does not change between event types; only the package-specific details differ.</w:t>
+      </w:r>
+    </w:p>
+    <w:p>
+      <w:r>
+        <w:t>- For pricing confirmation or package-specific questions, contact the Events Team directly.</w:t>
       </w:r>
     </w:p>
     <w:p>
